--- a/docs/Ratio Automation Guideline (Basel III).docx
+++ b/docs/Ratio Automation Guideline (Basel III).docx
@@ -38,8 +38,6 @@
         </w:rPr>
         <w:t>📑 Ratio Automation Guideline (Basel III).docx</w:t>
       </w:r>
-      <w:bookmarkStart w:id="0" w:name="_GoBack"/>
-      <w:bookmarkEnd w:id="0"/>
     </w:p>
     <w:p>
       <w:pPr>
@@ -478,25 +476,16 @@
     <w:p>
       <w:pPr>
         <w:pStyle w:val="BodyText"/>
-        <w:numPr>
-          <w:ilvl w:val="0"/>
-          <w:numId w:val="5"/>
-        </w:numPr>
-        <w:tabs>
-          <w:tab w:val="clear" w:pos="709"/>
+        <w:tabs>
           <w:tab w:val="left" w:pos="0"/>
         </w:tabs>
-        <w:rPr>
-          <w:rFonts w:hint="eastAsia"/>
-        </w:rPr>
-      </w:pPr>
-      <w:r>
-        <w:t>CFO</w:t>
-      </w:r>
-      <w:r>
-        <w:noBreakHyphen/>
-        <w:t xml:space="preserve">Readiness → Outputs expressed in clear compliance categories, making technical results intuitive. </w:t>
-      </w:r>
+        <w:ind w:left="709"/>
+        <w:rPr>
+          <w:rFonts w:hint="eastAsia"/>
+        </w:rPr>
+      </w:pPr>
+      <w:bookmarkStart w:id="0" w:name="_GoBack"/>
+      <w:bookmarkEnd w:id="0"/>
     </w:p>
     <w:p>
       <w:pPr>
